--- a/lens-DOC-005_collaboration.docx
+++ b/lens-DOC-005_collaboration.docx
@@ -65,49 +65,48 @@
           <w:sz w:val="20"/>
           <w:szCs w:val="20"/>
         </w:rPr>
-        <w:t xml:space="preserve">• Name: James Maverick. Goes by Bro Alpha in project context.</w:t>
-      </w:r>
-    </w:p>
-    <w:p>
-      <w:pPr>
-        <w:spacing w:after="80"/>
-        <w:ind w:left="720" w:hanging="360"/>
-      </w:pPr>
-      <w:r>
-        <w:rPr>
-          <w:rFonts w:ascii="Arial" w:cs="Arial" w:eastAsia="Arial" w:hAnsi="Arial"/>
-          <w:sz w:val="20"/>
-          <w:szCs w:val="20"/>
-        </w:rPr>
-        <w:t xml:space="preserve">• Student: Higher Diploma Computer Science, Spring University Myanmar (SUM)</w:t>
-      </w:r>
-    </w:p>
-    <w:p>
-      <w:pPr>
-        <w:spacing w:after="80"/>
-        <w:ind w:left="720" w:hanging="360"/>
-      </w:pPr>
-      <w:r>
-        <w:rPr>
-          <w:rFonts w:ascii="Arial" w:cs="Arial" w:eastAsia="Arial" w:hAnsi="Arial"/>
-          <w:sz w:val="20"/>
-          <w:szCs w:val="20"/>
-        </w:rPr>
-        <w:t xml:space="preserve">• Location: Chiang Mai, Thailand (UTC+7)</w:t>
-      </w:r>
-    </w:p>
-    <w:p>
-      <w:pPr>
-        <w:spacing w:after="80"/>
-        <w:ind w:left="720" w:hanging="360"/>
-      </w:pPr>
-      <w:r>
-        <w:rPr>
-          <w:rFonts w:ascii="Arial" w:cs="Arial" w:eastAsia="Arial" w:hAnsi="Arial"/>
-          <w:sz w:val="20"/>
-          <w:szCs w:val="20"/>
-        </w:rPr>
-        <w:t xml:space="preserve">• Builder: Project Lens (OSINT) + GNI Autonomous (geopolitical intelligence, maintenance-only)</w:t>
+        <w:t>• Name: Bro Alpha.</w:t>
+      </w:r>
+    </w:p>
+    <w:p>
+      <w:pPr>
+        <w:spacing w:after="80"/>
+        <w:ind w:left="720" w:hanging="360"/>
+      </w:pPr>
+      <w:r>
+        <w:rPr>
+          <w:rFonts w:ascii="Arial" w:cs="Arial" w:eastAsia="Arial" w:hAnsi="Arial"/>
+          <w:sz w:val="20"/>
+          <w:szCs w:val="20"/>
+        </w:rPr>
+      </w:r>
+    </w:p>
+    <w:p>
+      <w:pPr>
+        <w:spacing w:after="80"/>
+        <w:ind w:left="720" w:hanging="360"/>
+      </w:pPr>
+      <w:r>
+        <w:rPr>
+          <w:rFonts w:ascii="Arial" w:cs="Arial" w:eastAsia="Arial" w:hAnsi="Arial"/>
+          <w:sz w:val="20"/>
+          <w:szCs w:val="20"/>
+        </w:rPr>
+        <w:t>• Timezone: UTC+7</w:t>
+      </w:r>
+    </w:p>
+    <w:p>
+      <w:pPr>
+        <w:spacing w:after="80"/>
+        <w:ind w:left="720" w:hanging="360"/>
+      </w:pPr>
+      <w:r>
+        <w:rPr>
+          <w:rFonts w:ascii="Arial" w:cs="Arial" w:eastAsia="Arial" w:hAnsi="Arial"/>
+          <w:sz w:val="20"/>
+          <w:szCs w:val="20"/>
+        </w:rPr>
+        <w:t>• Builder: Project Lens (OSINT) + Partner A (geopolitical intelligence, maintenance-only)</w:t>
       </w:r>
     </w:p>
     <w:p>
@@ -1030,6 +1029,12 @@
       </w:r>
     </w:p>
     <w:sectPr>
+      <w:headerReference w:type="default" r:id="rId8"/>
+      <w:footerReference w:type="default" r:id="rId9"/>
+      <w:headerReference w:type="first" r:id="rId10"/>
+      <w:footerReference w:type="first" r:id="rId11"/>
+      <w:headerReference w:type="even" r:id="rId12"/>
+      <w:footerReference w:type="even" r:id="rId13"/>
       <w:pgSz w:w="11906" w:h="16838" w:orient="portrait"/>
       <w:pgMar w:top="1440" w:right="1440" w:bottom="1440" w:left="1440" w:header="708" w:footer="708" w:gutter="0"/>
       <w:pgNumType/>
@@ -1080,6 +1085,36 @@
 </w:endnotes>
 </file>
 
+<file path=word/footer1.xml><?xml version="1.0" encoding="utf-8"?>
+<w:ftr xmlns:m="http://schemas.openxmlformats.org/officeDocument/2006/math" xmlns:mc="http://schemas.openxmlformats.org/markup-compatibility/2006" xmlns:mo="http://schemas.microsoft.com/office/mac/office/2008/main" xmlns:mv="urn:schemas-microsoft-com:mac:vml" xmlns:o="urn:schemas-microsoft-com:office:office" xmlns:r="http://schemas.openxmlformats.org/officeDocument/2006/relationships" xmlns:v="urn:schemas-microsoft-com:vml" xmlns:w10="urn:schemas-microsoft-com:office:word" xmlns:w14="http://schemas.microsoft.com/office/word/2010/wordml" xmlns:w="http://schemas.openxmlformats.org/wordprocessingml/2006/main" xmlns:wne="http://schemas.microsoft.com/office/word/2006/wordml" xmlns:wp14="http://schemas.microsoft.com/office/word/2010/wordprocessingDrawing" xmlns:wp="http://schemas.openxmlformats.org/drawingml/2006/wordprocessingDrawing" xmlns:wpc="http://schemas.microsoft.com/office/word/2010/wordprocessingCanvas" xmlns:wpg="http://schemas.microsoft.com/office/word/2010/wordprocessingGroup" xmlns:wpi="http://schemas.microsoft.com/office/word/2010/wordprocessingInk" xmlns:wps="http://schemas.microsoft.com/office/word/2010/wordprocessingShape" mc:Ignorable="w14 wp14">
+  <w:p>
+    <w:pPr>
+      <w:pStyle w:val="Footer"/>
+    </w:pPr>
+  </w:p>
+</w:ftr>
+</file>
+
+<file path=word/footer2.xml><?xml version="1.0" encoding="utf-8"?>
+<w:ftr xmlns:m="http://schemas.openxmlformats.org/officeDocument/2006/math" xmlns:mc="http://schemas.openxmlformats.org/markup-compatibility/2006" xmlns:mo="http://schemas.microsoft.com/office/mac/office/2008/main" xmlns:mv="urn:schemas-microsoft-com:mac:vml" xmlns:o="urn:schemas-microsoft-com:office:office" xmlns:r="http://schemas.openxmlformats.org/officeDocument/2006/relationships" xmlns:v="urn:schemas-microsoft-com:vml" xmlns:w10="urn:schemas-microsoft-com:office:word" xmlns:w14="http://schemas.microsoft.com/office/word/2010/wordml" xmlns:w="http://schemas.openxmlformats.org/wordprocessingml/2006/main" xmlns:wne="http://schemas.microsoft.com/office/word/2006/wordml" xmlns:wp14="http://schemas.microsoft.com/office/word/2010/wordprocessingDrawing" xmlns:wp="http://schemas.openxmlformats.org/drawingml/2006/wordprocessingDrawing" xmlns:wpc="http://schemas.microsoft.com/office/word/2010/wordprocessingCanvas" xmlns:wpg="http://schemas.microsoft.com/office/word/2010/wordprocessingGroup" xmlns:wpi="http://schemas.microsoft.com/office/word/2010/wordprocessingInk" xmlns:wps="http://schemas.microsoft.com/office/word/2010/wordprocessingShape" mc:Ignorable="w14 wp14">
+  <w:p>
+    <w:pPr>
+      <w:pStyle w:val="Footer"/>
+    </w:pPr>
+  </w:p>
+</w:ftr>
+</file>
+
+<file path=word/footer3.xml><?xml version="1.0" encoding="utf-8"?>
+<w:ftr xmlns:m="http://schemas.openxmlformats.org/officeDocument/2006/math" xmlns:mc="http://schemas.openxmlformats.org/markup-compatibility/2006" xmlns:mo="http://schemas.microsoft.com/office/mac/office/2008/main" xmlns:mv="urn:schemas-microsoft-com:mac:vml" xmlns:o="urn:schemas-microsoft-com:office:office" xmlns:r="http://schemas.openxmlformats.org/officeDocument/2006/relationships" xmlns:v="urn:schemas-microsoft-com:vml" xmlns:w10="urn:schemas-microsoft-com:office:word" xmlns:w14="http://schemas.microsoft.com/office/word/2010/wordml" xmlns:w="http://schemas.openxmlformats.org/wordprocessingml/2006/main" xmlns:wne="http://schemas.microsoft.com/office/word/2006/wordml" xmlns:wp14="http://schemas.microsoft.com/office/word/2010/wordprocessingDrawing" xmlns:wp="http://schemas.openxmlformats.org/drawingml/2006/wordprocessingDrawing" xmlns:wpc="http://schemas.microsoft.com/office/word/2010/wordprocessingCanvas" xmlns:wpg="http://schemas.microsoft.com/office/word/2010/wordprocessingGroup" xmlns:wpi="http://schemas.microsoft.com/office/word/2010/wordprocessingInk" xmlns:wps="http://schemas.microsoft.com/office/word/2010/wordprocessingShape" mc:Ignorable="w14 wp14">
+  <w:p>
+    <w:pPr>
+      <w:pStyle w:val="Footer"/>
+    </w:pPr>
+  </w:p>
+</w:ftr>
+</file>
+
 <file path=word/footnotes.xml><?xml version="1.0" encoding="utf-8"?>
 <w:footnotes xmlns:wpc="http://schemas.microsoft.com/office/word/2010/wordprocessingCanvas" xmlns:mc="http://schemas.openxmlformats.org/markup-compatibility/2006" xmlns:o="urn:schemas-microsoft-com:office:office" xmlns:r="http://schemas.openxmlformats.org/officeDocument/2006/relationships" xmlns:m="http://schemas.openxmlformats.org/officeDocument/2006/math" xmlns:v="urn:schemas-microsoft-com:vml" xmlns:wp14="http://schemas.microsoft.com/office/word/2010/wordprocessingDrawing" xmlns:wp="http://schemas.openxmlformats.org/drawingml/2006/wordprocessingDrawing" xmlns:w10="urn:schemas-microsoft-com:office:word" xmlns:w="http://schemas.openxmlformats.org/wordprocessingml/2006/main" xmlns:w14="http://schemas.microsoft.com/office/word/2010/wordml" xmlns:w15="http://schemas.microsoft.com/office/word/2012/wordml" xmlns:wpg="http://schemas.microsoft.com/office/word/2010/wordprocessingGroup" xmlns:wpi="http://schemas.microsoft.com/office/word/2010/wordprocessingInk" xmlns:wne="http://schemas.microsoft.com/office/word/2006/wordml" xmlns:wps="http://schemas.microsoft.com/office/word/2010/wordprocessingShape" mc:Ignorable="w14 w15 wp14">
   <w:footnote w:type="separator" w:id="-1">
@@ -1115,6 +1150,36 @@
     </w:p>
   </w:footnote>
 </w:footnotes>
+</file>
+
+<file path=word/header1.xml><?xml version="1.0" encoding="utf-8"?>
+<w:hdr xmlns:m="http://schemas.openxmlformats.org/officeDocument/2006/math" xmlns:mc="http://schemas.openxmlformats.org/markup-compatibility/2006" xmlns:mo="http://schemas.microsoft.com/office/mac/office/2008/main" xmlns:mv="urn:schemas-microsoft-com:mac:vml" xmlns:o="urn:schemas-microsoft-com:office:office" xmlns:r="http://schemas.openxmlformats.org/officeDocument/2006/relationships" xmlns:v="urn:schemas-microsoft-com:vml" xmlns:w10="urn:schemas-microsoft-com:office:word" xmlns:w14="http://schemas.microsoft.com/office/word/2010/wordml" xmlns:w="http://schemas.openxmlformats.org/wordprocessingml/2006/main" xmlns:wne="http://schemas.microsoft.com/office/word/2006/wordml" xmlns:wp14="http://schemas.microsoft.com/office/word/2010/wordprocessingDrawing" xmlns:wp="http://schemas.openxmlformats.org/drawingml/2006/wordprocessingDrawing" xmlns:wpc="http://schemas.microsoft.com/office/word/2010/wordprocessingCanvas" xmlns:wpg="http://schemas.microsoft.com/office/word/2010/wordprocessingGroup" xmlns:wpi="http://schemas.microsoft.com/office/word/2010/wordprocessingInk" xmlns:wps="http://schemas.microsoft.com/office/word/2010/wordprocessingShape" mc:Ignorable="w14 wp14">
+  <w:p>
+    <w:pPr>
+      <w:pStyle w:val="Header"/>
+    </w:pPr>
+  </w:p>
+</w:hdr>
+</file>
+
+<file path=word/header2.xml><?xml version="1.0" encoding="utf-8"?>
+<w:hdr xmlns:m="http://schemas.openxmlformats.org/officeDocument/2006/math" xmlns:mc="http://schemas.openxmlformats.org/markup-compatibility/2006" xmlns:mo="http://schemas.microsoft.com/office/mac/office/2008/main" xmlns:mv="urn:schemas-microsoft-com:mac:vml" xmlns:o="urn:schemas-microsoft-com:office:office" xmlns:r="http://schemas.openxmlformats.org/officeDocument/2006/relationships" xmlns:v="urn:schemas-microsoft-com:vml" xmlns:w10="urn:schemas-microsoft-com:office:word" xmlns:w14="http://schemas.microsoft.com/office/word/2010/wordml" xmlns:w="http://schemas.openxmlformats.org/wordprocessingml/2006/main" xmlns:wne="http://schemas.microsoft.com/office/word/2006/wordml" xmlns:wp14="http://schemas.microsoft.com/office/word/2010/wordprocessingDrawing" xmlns:wp="http://schemas.openxmlformats.org/drawingml/2006/wordprocessingDrawing" xmlns:wpc="http://schemas.microsoft.com/office/word/2010/wordprocessingCanvas" xmlns:wpg="http://schemas.microsoft.com/office/word/2010/wordprocessingGroup" xmlns:wpi="http://schemas.microsoft.com/office/word/2010/wordprocessingInk" xmlns:wps="http://schemas.microsoft.com/office/word/2010/wordprocessingShape" mc:Ignorable="w14 wp14">
+  <w:p>
+    <w:pPr>
+      <w:pStyle w:val="Header"/>
+    </w:pPr>
+  </w:p>
+</w:hdr>
+</file>
+
+<file path=word/header3.xml><?xml version="1.0" encoding="utf-8"?>
+<w:hdr xmlns:m="http://schemas.openxmlformats.org/officeDocument/2006/math" xmlns:mc="http://schemas.openxmlformats.org/markup-compatibility/2006" xmlns:mo="http://schemas.microsoft.com/office/mac/office/2008/main" xmlns:mv="urn:schemas-microsoft-com:mac:vml" xmlns:o="urn:schemas-microsoft-com:office:office" xmlns:r="http://schemas.openxmlformats.org/officeDocument/2006/relationships" xmlns:v="urn:schemas-microsoft-com:vml" xmlns:w10="urn:schemas-microsoft-com:office:word" xmlns:w14="http://schemas.microsoft.com/office/word/2010/wordml" xmlns:w="http://schemas.openxmlformats.org/wordprocessingml/2006/main" xmlns:wne="http://schemas.microsoft.com/office/word/2006/wordml" xmlns:wp14="http://schemas.microsoft.com/office/word/2010/wordprocessingDrawing" xmlns:wp="http://schemas.openxmlformats.org/drawingml/2006/wordprocessingDrawing" xmlns:wpc="http://schemas.microsoft.com/office/word/2010/wordprocessingCanvas" xmlns:wpg="http://schemas.microsoft.com/office/word/2010/wordprocessingGroup" xmlns:wpi="http://schemas.microsoft.com/office/word/2010/wordprocessingInk" xmlns:wps="http://schemas.microsoft.com/office/word/2010/wordprocessingShape" mc:Ignorable="w14 wp14">
+  <w:p>
+    <w:pPr>
+      <w:pStyle w:val="Header"/>
+    </w:pPr>
+  </w:p>
+</w:hdr>
 </file>
 
 <file path=word/numbering.xml><?xml version="1.0" encoding="utf-8"?>
